--- a/data/template_quyetdinh.docx
+++ b/data/template_quyetdinh.docx
@@ -5,17 +5,17 @@
     <w:tbl>
       <w:tblPr>
         <w:tblW w:type="auto" w:w="0"/>
-        <w:tblLayout w:type="autofit"/>
+        <w:tblLayout w:type="fixed"/>
         <w:tblLook w:firstColumn="1" w:firstRow="1" w:lastColumn="0" w:lastRow="0" w:noHBand="0" w:noVBand="1" w:val="04A0"/>
       </w:tblPr>
       <w:tblGrid>
-        <w:gridCol w:w="4320"/>
-        <w:gridCol w:w="4320"/>
+        <w:gridCol w:w="3024"/>
+        <w:gridCol w:w="6336"/>
       </w:tblGrid>
       <w:tr>
         <w:tc>
           <w:tcPr>
-            <w:tcW w:type="dxa" w:w="4320"/>
+            <w:tcW w:type="dxa" w:w="3024"/>
           </w:tcPr>
           <w:p>
             <w:pPr>
@@ -47,7 +47,7 @@
         </w:tc>
         <w:tc>
           <w:tcPr>
-            <w:tcW w:type="dxa" w:w="4320"/>
+            <w:tcW w:type="dxa" w:w="6336"/>
           </w:tcPr>
           <w:p>
             <w:pPr>
